--- a/documentation/MeetingMinutes.docx
+++ b/documentation/MeetingMinutes.docx
@@ -1435,6 +1435,13 @@
                 <w:u w:val="single"/>
               </w:rPr>
             </w:pPr>
+            <w:r>
+              <w:rPr>
+                <w:color w:val="000000"/>
+                <w:u w:val="single"/>
+              </w:rPr>
+              <w:t>04/10/2026</w:t>
+            </w:r>
           </w:p>
         </w:tc>
         <w:tc>
@@ -1455,6 +1462,12 @@
                 <w:color w:val="000000"/>
               </w:rPr>
             </w:pPr>
+            <w:r>
+              <w:rPr>
+                <w:color w:val="000000"/>
+              </w:rPr>
+              <w:t>1.9</w:t>
+            </w:r>
           </w:p>
         </w:tc>
         <w:tc>
@@ -1475,6 +1488,25 @@
                 <w:color w:val="000000"/>
               </w:rPr>
             </w:pPr>
+            <w:r>
+              <w:rPr>
+                <w:color w:val="000000"/>
+              </w:rPr>
+              <w:t>April 10</w:t>
+            </w:r>
+            <w:r>
+              <w:rPr>
+                <w:color w:val="000000"/>
+                <w:vertAlign w:val="superscript"/>
+              </w:rPr>
+              <w:t>th</w:t>
+            </w:r>
+            <w:r>
+              <w:rPr>
+                <w:color w:val="000000"/>
+              </w:rPr>
+              <w:t xml:space="preserve"> Meeting</w:t>
+            </w:r>
           </w:p>
         </w:tc>
         <w:tc>
@@ -1496,6 +1528,12 @@
                 <w:color w:val="000000"/>
               </w:rPr>
             </w:pPr>
+            <w:r>
+              <w:rPr>
+                <w:color w:val="000000"/>
+              </w:rPr>
+              <w:t>Darien D. Chau</w:t>
+            </w:r>
           </w:p>
         </w:tc>
       </w:tr>
@@ -1519,6 +1557,13 @@
                 <w:u w:val="single"/>
               </w:rPr>
             </w:pPr>
+            <w:r>
+              <w:rPr>
+                <w:color w:val="000000"/>
+                <w:u w:val="single"/>
+              </w:rPr>
+              <w:t>04/13/2026</w:t>
+            </w:r>
           </w:p>
         </w:tc>
         <w:tc>
@@ -1539,6 +1584,12 @@
                 <w:color w:val="000000"/>
               </w:rPr>
             </w:pPr>
+            <w:r>
+              <w:rPr>
+                <w:color w:val="000000"/>
+              </w:rPr>
+              <w:t>2.0</w:t>
+            </w:r>
           </w:p>
         </w:tc>
         <w:tc>
@@ -1559,6 +1610,25 @@
                 <w:color w:val="000000"/>
               </w:rPr>
             </w:pPr>
+            <w:r>
+              <w:rPr>
+                <w:color w:val="000000"/>
+              </w:rPr>
+              <w:t>April 13</w:t>
+            </w:r>
+            <w:r>
+              <w:rPr>
+                <w:color w:val="000000"/>
+                <w:vertAlign w:val="superscript"/>
+              </w:rPr>
+              <w:t>th</w:t>
+            </w:r>
+            <w:r>
+              <w:rPr>
+                <w:color w:val="000000"/>
+              </w:rPr>
+              <w:t xml:space="preserve"> Meeting</w:t>
+            </w:r>
           </w:p>
         </w:tc>
         <w:tc>
@@ -1580,6 +1650,12 @@
                 <w:color w:val="000000"/>
               </w:rPr>
             </w:pPr>
+            <w:r>
+              <w:rPr>
+                <w:color w:val="000000"/>
+              </w:rPr>
+              <w:t>Darien D. Chau</w:t>
+            </w:r>
           </w:p>
         </w:tc>
       </w:tr>
@@ -1603,6 +1679,13 @@
                 <w:u w:val="single"/>
               </w:rPr>
             </w:pPr>
+            <w:r>
+              <w:rPr>
+                <w:color w:val="000000"/>
+                <w:u w:val="single"/>
+              </w:rPr>
+              <w:t>04/17/2026</w:t>
+            </w:r>
           </w:p>
         </w:tc>
         <w:tc>
@@ -1623,6 +1706,12 @@
                 <w:color w:val="000000"/>
               </w:rPr>
             </w:pPr>
+            <w:r>
+              <w:rPr>
+                <w:color w:val="000000"/>
+              </w:rPr>
+              <w:t>2.1</w:t>
+            </w:r>
           </w:p>
         </w:tc>
         <w:tc>
@@ -1643,6 +1732,25 @@
                 <w:color w:val="000000"/>
               </w:rPr>
             </w:pPr>
+            <w:r>
+              <w:rPr>
+                <w:color w:val="000000"/>
+              </w:rPr>
+              <w:t>April 17</w:t>
+            </w:r>
+            <w:r>
+              <w:rPr>
+                <w:color w:val="000000"/>
+                <w:vertAlign w:val="superscript"/>
+              </w:rPr>
+              <w:t>th</w:t>
+            </w:r>
+            <w:r>
+              <w:rPr>
+                <w:color w:val="000000"/>
+              </w:rPr>
+              <w:t xml:space="preserve"> Meeting</w:t>
+            </w:r>
           </w:p>
         </w:tc>
         <w:tc>
@@ -1664,6 +1772,12 @@
                 <w:color w:val="000000"/>
               </w:rPr>
             </w:pPr>
+            <w:r>
+              <w:rPr>
+                <w:color w:val="000000"/>
+              </w:rPr>
+              <w:t>Darien D. Chau</w:t>
+            </w:r>
           </w:p>
         </w:tc>
       </w:tr>
@@ -2260,7 +2374,7 @@
           <w:r>
             <w:fldChar w:fldCharType="separate"/>
           </w:r>
-          <w:hyperlink w:anchor="_Toc225232349" w:history="1">
+          <w:hyperlink w:anchor="_Toc227324883" w:history="1">
             <w:r>
               <w:rPr>
                 <w:rStyle w:val="Hyperlink"/>
@@ -2299,7 +2413,7 @@
               <w:rPr>
                 <w:noProof/>
               </w:rPr>
-              <w:instrText xml:space="preserve"> PAGEREF _Toc225232349 \h </w:instrText>
+              <w:instrText xml:space="preserve"> PAGEREF _Toc227324883 \h </w:instrText>
             </w:r>
             <w:r>
               <w:rPr>
@@ -2341,7 +2455,7 @@
               <w14:ligatures w14:val="standardContextual"/>
             </w:rPr>
           </w:pPr>
-          <w:hyperlink w:anchor="_Toc225232350" w:history="1">
+          <w:hyperlink w:anchor="_Toc227324884" w:history="1">
             <w:r>
               <w:rPr>
                 <w:rStyle w:val="Hyperlink"/>
@@ -2380,7 +2494,7 @@
               <w:rPr>
                 <w:noProof/>
               </w:rPr>
-              <w:instrText xml:space="preserve"> PAGEREF _Toc225232350 \h </w:instrText>
+              <w:instrText xml:space="preserve"> PAGEREF _Toc227324884 \h </w:instrText>
             </w:r>
             <w:r>
               <w:rPr>
@@ -2422,7 +2536,7 @@
               <w14:ligatures w14:val="standardContextual"/>
             </w:rPr>
           </w:pPr>
-          <w:hyperlink w:anchor="_Toc225232351" w:history="1">
+          <w:hyperlink w:anchor="_Toc227324885" w:history="1">
             <w:r>
               <w:rPr>
                 <w:rStyle w:val="Hyperlink"/>
@@ -2461,7 +2575,7 @@
               <w:rPr>
                 <w:noProof/>
               </w:rPr>
-              <w:instrText xml:space="preserve"> PAGEREF _Toc225232351 \h </w:instrText>
+              <w:instrText xml:space="preserve"> PAGEREF _Toc227324885 \h </w:instrText>
             </w:r>
             <w:r>
               <w:rPr>
@@ -2503,7 +2617,7 @@
               <w14:ligatures w14:val="standardContextual"/>
             </w:rPr>
           </w:pPr>
-          <w:hyperlink w:anchor="_Toc225232352" w:history="1">
+          <w:hyperlink w:anchor="_Toc227324886" w:history="1">
             <w:r>
               <w:rPr>
                 <w:rStyle w:val="Hyperlink"/>
@@ -2542,7 +2656,7 @@
               <w:rPr>
                 <w:noProof/>
               </w:rPr>
-              <w:instrText xml:space="preserve"> PAGEREF _Toc225232352 \h </w:instrText>
+              <w:instrText xml:space="preserve"> PAGEREF _Toc227324886 \h </w:instrText>
             </w:r>
             <w:r>
               <w:rPr>
@@ -2584,7 +2698,7 @@
               <w14:ligatures w14:val="standardContextual"/>
             </w:rPr>
           </w:pPr>
-          <w:hyperlink w:anchor="_Toc225232353" w:history="1">
+          <w:hyperlink w:anchor="_Toc227324887" w:history="1">
             <w:r>
               <w:rPr>
                 <w:rStyle w:val="Hyperlink"/>
@@ -2623,7 +2737,7 @@
               <w:rPr>
                 <w:noProof/>
               </w:rPr>
-              <w:instrText xml:space="preserve"> PAGEREF _Toc225232353 \h </w:instrText>
+              <w:instrText xml:space="preserve"> PAGEREF _Toc227324887 \h </w:instrText>
             </w:r>
             <w:r>
               <w:rPr>
@@ -2640,7 +2754,7 @@
               <w:rPr>
                 <w:noProof/>
               </w:rPr>
-              <w:t>6</w:t>
+              <w:t>7</w:t>
             </w:r>
             <w:r>
               <w:rPr>
@@ -2665,7 +2779,7 @@
               <w14:ligatures w14:val="standardContextual"/>
             </w:rPr>
           </w:pPr>
-          <w:hyperlink w:anchor="_Toc225232354" w:history="1">
+          <w:hyperlink w:anchor="_Toc227324888" w:history="1">
             <w:r>
               <w:rPr>
                 <w:rStyle w:val="Hyperlink"/>
@@ -2697,7 +2811,7 @@
               <w:rPr>
                 <w:noProof/>
               </w:rPr>
-              <w:instrText xml:space="preserve"> PAGEREF _Toc225232354 \h </w:instrText>
+              <w:instrText xml:space="preserve"> PAGEREF _Toc227324888 \h </w:instrText>
             </w:r>
             <w:r>
               <w:rPr>
@@ -2739,7 +2853,7 @@
               <w14:ligatures w14:val="standardContextual"/>
             </w:rPr>
           </w:pPr>
-          <w:hyperlink w:anchor="_Toc225232355" w:history="1">
+          <w:hyperlink w:anchor="_Toc227324889" w:history="1">
             <w:r>
               <w:rPr>
                 <w:rStyle w:val="Hyperlink"/>
@@ -2771,7 +2885,7 @@
               <w:rPr>
                 <w:noProof/>
               </w:rPr>
-              <w:instrText xml:space="preserve"> PAGEREF _Toc225232355 \h </w:instrText>
+              <w:instrText xml:space="preserve"> PAGEREF _Toc227324889 \h </w:instrText>
             </w:r>
             <w:r>
               <w:rPr>
@@ -2813,7 +2927,7 @@
               <w14:ligatures w14:val="standardContextual"/>
             </w:rPr>
           </w:pPr>
-          <w:hyperlink w:anchor="_Toc225232356" w:history="1">
+          <w:hyperlink w:anchor="_Toc227324890" w:history="1">
             <w:r>
               <w:rPr>
                 <w:rStyle w:val="Hyperlink"/>
@@ -2845,7 +2959,7 @@
               <w:rPr>
                 <w:noProof/>
               </w:rPr>
-              <w:instrText xml:space="preserve"> PAGEREF _Toc225232356 \h </w:instrText>
+              <w:instrText xml:space="preserve"> PAGEREF _Toc227324890 \h </w:instrText>
             </w:r>
             <w:r>
               <w:rPr>
@@ -2887,7 +3001,7 @@
               <w14:ligatures w14:val="standardContextual"/>
             </w:rPr>
           </w:pPr>
-          <w:hyperlink w:anchor="_Toc225232357" w:history="1">
+          <w:hyperlink w:anchor="_Toc227324891" w:history="1">
             <w:r>
               <w:rPr>
                 <w:rStyle w:val="Hyperlink"/>
@@ -2919,7 +3033,7 @@
               <w:rPr>
                 <w:noProof/>
               </w:rPr>
-              <w:instrText xml:space="preserve"> PAGEREF _Toc225232357 \h </w:instrText>
+              <w:instrText xml:space="preserve"> PAGEREF _Toc227324891 \h </w:instrText>
             </w:r>
             <w:r>
               <w:rPr>
@@ -2937,6 +3051,376 @@
                 <w:noProof/>
               </w:rPr>
               <w:t>9</w:t>
+            </w:r>
+            <w:r>
+              <w:rPr>
+                <w:noProof/>
+              </w:rPr>
+              <w:fldChar w:fldCharType="end"/>
+            </w:r>
+          </w:hyperlink>
+        </w:p>
+        <w:p>
+          <w:pPr>
+            <w:pStyle w:val="TOC1"/>
+            <w:rPr>
+              <w:rFonts w:asciiTheme="minorHAnsi" w:eastAsiaTheme="minorEastAsia" w:hAnsiTheme="minorHAnsi" w:cstheme="minorBidi"/>
+              <w:b w:val="0"/>
+              <w:caps w:val="0"/>
+              <w:noProof/>
+              <w:kern w:val="2"/>
+              <w:sz w:val="24"/>
+              <w:szCs w:val="24"/>
+              <w:lang w:eastAsia="en-US"/>
+              <w14:ligatures w14:val="standardContextual"/>
+            </w:rPr>
+          </w:pPr>
+          <w:hyperlink w:anchor="_Toc227324892" w:history="1">
+            <w:r>
+              <w:rPr>
+                <w:rStyle w:val="Hyperlink"/>
+                <w:noProof/>
+              </w:rPr>
+              <w:t>March 27</w:t>
+            </w:r>
+            <w:r>
+              <w:rPr>
+                <w:rStyle w:val="Hyperlink"/>
+                <w:noProof/>
+                <w:vertAlign w:val="superscript"/>
+              </w:rPr>
+              <w:t>th</w:t>
+            </w:r>
+            <w:r>
+              <w:rPr>
+                <w:noProof/>
+              </w:rPr>
+              <w:tab/>
+            </w:r>
+            <w:r>
+              <w:rPr>
+                <w:noProof/>
+              </w:rPr>
+              <w:fldChar w:fldCharType="begin"/>
+            </w:r>
+            <w:r>
+              <w:rPr>
+                <w:noProof/>
+              </w:rPr>
+              <w:instrText xml:space="preserve"> PAGEREF _Toc227324892 \h </w:instrText>
+            </w:r>
+            <w:r>
+              <w:rPr>
+                <w:noProof/>
+              </w:rPr>
+            </w:r>
+            <w:r>
+              <w:rPr>
+                <w:noProof/>
+              </w:rPr>
+              <w:fldChar w:fldCharType="separate"/>
+            </w:r>
+            <w:r>
+              <w:rPr>
+                <w:noProof/>
+              </w:rPr>
+              <w:t>10</w:t>
+            </w:r>
+            <w:r>
+              <w:rPr>
+                <w:noProof/>
+              </w:rPr>
+              <w:fldChar w:fldCharType="end"/>
+            </w:r>
+          </w:hyperlink>
+        </w:p>
+        <w:p>
+          <w:pPr>
+            <w:pStyle w:val="TOC1"/>
+            <w:rPr>
+              <w:rFonts w:asciiTheme="minorHAnsi" w:eastAsiaTheme="minorEastAsia" w:hAnsiTheme="minorHAnsi" w:cstheme="minorBidi"/>
+              <w:b w:val="0"/>
+              <w:caps w:val="0"/>
+              <w:noProof/>
+              <w:kern w:val="2"/>
+              <w:sz w:val="24"/>
+              <w:szCs w:val="24"/>
+              <w:lang w:eastAsia="en-US"/>
+              <w14:ligatures w14:val="standardContextual"/>
+            </w:rPr>
+          </w:pPr>
+          <w:hyperlink w:anchor="_Toc227324893" w:history="1">
+            <w:r>
+              <w:rPr>
+                <w:rStyle w:val="Hyperlink"/>
+                <w:noProof/>
+              </w:rPr>
+              <w:t>April 4</w:t>
+            </w:r>
+            <w:r>
+              <w:rPr>
+                <w:rStyle w:val="Hyperlink"/>
+                <w:noProof/>
+                <w:vertAlign w:val="superscript"/>
+              </w:rPr>
+              <w:t>th</w:t>
+            </w:r>
+            <w:r>
+              <w:rPr>
+                <w:noProof/>
+              </w:rPr>
+              <w:tab/>
+            </w:r>
+            <w:r>
+              <w:rPr>
+                <w:noProof/>
+              </w:rPr>
+              <w:fldChar w:fldCharType="begin"/>
+            </w:r>
+            <w:r>
+              <w:rPr>
+                <w:noProof/>
+              </w:rPr>
+              <w:instrText xml:space="preserve"> PAGEREF _Toc227324893 \h </w:instrText>
+            </w:r>
+            <w:r>
+              <w:rPr>
+                <w:noProof/>
+              </w:rPr>
+            </w:r>
+            <w:r>
+              <w:rPr>
+                <w:noProof/>
+              </w:rPr>
+              <w:fldChar w:fldCharType="separate"/>
+            </w:r>
+            <w:r>
+              <w:rPr>
+                <w:noProof/>
+              </w:rPr>
+              <w:t>11</w:t>
+            </w:r>
+            <w:r>
+              <w:rPr>
+                <w:noProof/>
+              </w:rPr>
+              <w:fldChar w:fldCharType="end"/>
+            </w:r>
+          </w:hyperlink>
+        </w:p>
+        <w:p>
+          <w:pPr>
+            <w:pStyle w:val="TOC1"/>
+            <w:rPr>
+              <w:rFonts w:asciiTheme="minorHAnsi" w:eastAsiaTheme="minorEastAsia" w:hAnsiTheme="minorHAnsi" w:cstheme="minorBidi"/>
+              <w:b w:val="0"/>
+              <w:caps w:val="0"/>
+              <w:noProof/>
+              <w:kern w:val="2"/>
+              <w:sz w:val="24"/>
+              <w:szCs w:val="24"/>
+              <w:lang w:eastAsia="en-US"/>
+              <w14:ligatures w14:val="standardContextual"/>
+            </w:rPr>
+          </w:pPr>
+          <w:hyperlink w:anchor="_Toc227324894" w:history="1">
+            <w:r>
+              <w:rPr>
+                <w:rStyle w:val="Hyperlink"/>
+                <w:noProof/>
+              </w:rPr>
+              <w:t>April 8</w:t>
+            </w:r>
+            <w:r>
+              <w:rPr>
+                <w:rStyle w:val="Hyperlink"/>
+                <w:noProof/>
+                <w:vertAlign w:val="superscript"/>
+              </w:rPr>
+              <w:t>th</w:t>
+            </w:r>
+            <w:r>
+              <w:rPr>
+                <w:noProof/>
+              </w:rPr>
+              <w:tab/>
+            </w:r>
+            <w:r>
+              <w:rPr>
+                <w:noProof/>
+              </w:rPr>
+              <w:fldChar w:fldCharType="begin"/>
+            </w:r>
+            <w:r>
+              <w:rPr>
+                <w:noProof/>
+              </w:rPr>
+              <w:instrText xml:space="preserve"> PAGEREF _Toc227324894 \h </w:instrText>
+            </w:r>
+            <w:r>
+              <w:rPr>
+                <w:noProof/>
+              </w:rPr>
+            </w:r>
+            <w:r>
+              <w:rPr>
+                <w:noProof/>
+              </w:rPr>
+              <w:fldChar w:fldCharType="separate"/>
+            </w:r>
+            <w:r>
+              <w:rPr>
+                <w:noProof/>
+              </w:rPr>
+              <w:t>12</w:t>
+            </w:r>
+            <w:r>
+              <w:rPr>
+                <w:noProof/>
+              </w:rPr>
+              <w:fldChar w:fldCharType="end"/>
+            </w:r>
+          </w:hyperlink>
+        </w:p>
+        <w:p>
+          <w:pPr>
+            <w:pStyle w:val="TOC1"/>
+            <w:rPr>
+              <w:rFonts w:asciiTheme="minorHAnsi" w:eastAsiaTheme="minorEastAsia" w:hAnsiTheme="minorHAnsi" w:cstheme="minorBidi"/>
+              <w:b w:val="0"/>
+              <w:caps w:val="0"/>
+              <w:noProof/>
+              <w:kern w:val="2"/>
+              <w:sz w:val="24"/>
+              <w:szCs w:val="24"/>
+              <w:lang w:eastAsia="en-US"/>
+              <w14:ligatures w14:val="standardContextual"/>
+            </w:rPr>
+          </w:pPr>
+          <w:hyperlink w:anchor="_Toc227324895" w:history="1">
+            <w:r>
+              <w:rPr>
+                <w:rStyle w:val="Hyperlink"/>
+                <w:noProof/>
+              </w:rPr>
+              <w:t>April 10</w:t>
+            </w:r>
+            <w:r>
+              <w:rPr>
+                <w:rStyle w:val="Hyperlink"/>
+                <w:noProof/>
+                <w:vertAlign w:val="superscript"/>
+              </w:rPr>
+              <w:t>th</w:t>
+            </w:r>
+            <w:r>
+              <w:rPr>
+                <w:noProof/>
+              </w:rPr>
+              <w:tab/>
+            </w:r>
+            <w:r>
+              <w:rPr>
+                <w:noProof/>
+              </w:rPr>
+              <w:fldChar w:fldCharType="begin"/>
+            </w:r>
+            <w:r>
+              <w:rPr>
+                <w:noProof/>
+              </w:rPr>
+              <w:instrText xml:space="preserve"> PAGEREF _Toc227324895 \h </w:instrText>
+            </w:r>
+            <w:r>
+              <w:rPr>
+                <w:noProof/>
+              </w:rPr>
+            </w:r>
+            <w:r>
+              <w:rPr>
+                <w:noProof/>
+              </w:rPr>
+              <w:fldChar w:fldCharType="separate"/>
+            </w:r>
+            <w:r>
+              <w:rPr>
+                <w:noProof/>
+              </w:rPr>
+              <w:t>13</w:t>
+            </w:r>
+            <w:r>
+              <w:rPr>
+                <w:noProof/>
+              </w:rPr>
+              <w:fldChar w:fldCharType="end"/>
+            </w:r>
+          </w:hyperlink>
+        </w:p>
+        <w:p>
+          <w:pPr>
+            <w:pStyle w:val="TOC1"/>
+            <w:rPr>
+              <w:rFonts w:asciiTheme="minorHAnsi" w:eastAsiaTheme="minorEastAsia" w:hAnsiTheme="minorHAnsi" w:cstheme="minorBidi"/>
+              <w:b w:val="0"/>
+              <w:caps w:val="0"/>
+              <w:noProof/>
+              <w:kern w:val="2"/>
+              <w:sz w:val="24"/>
+              <w:szCs w:val="24"/>
+              <w:lang w:eastAsia="en-US"/>
+              <w14:ligatures w14:val="standardContextual"/>
+            </w:rPr>
+          </w:pPr>
+          <w:hyperlink w:anchor="_Toc227324896" w:history="1">
+            <w:r>
+              <w:rPr>
+                <w:rStyle w:val="Hyperlink"/>
+                <w:noProof/>
+              </w:rPr>
+              <w:t>April 13</w:t>
+            </w:r>
+            <w:r>
+              <w:rPr>
+                <w:rStyle w:val="Hyperlink"/>
+                <w:noProof/>
+                <w:vertAlign w:val="superscript"/>
+              </w:rPr>
+              <w:t>th</w:t>
+            </w:r>
+            <w:r>
+              <w:rPr>
+                <w:noProof/>
+              </w:rPr>
+              <w:tab/>
+            </w:r>
+            <w:r>
+              <w:rPr>
+                <w:noProof/>
+              </w:rPr>
+              <w:fldChar w:fldCharType="begin"/>
+            </w:r>
+            <w:r>
+              <w:rPr>
+                <w:noProof/>
+              </w:rPr>
+              <w:instrText xml:space="preserve"> PAGEREF _Toc227324896 \h </w:instrText>
+            </w:r>
+            <w:r>
+              <w:rPr>
+                <w:noProof/>
+              </w:rPr>
+            </w:r>
+            <w:r>
+              <w:rPr>
+                <w:noProof/>
+              </w:rPr>
+              <w:fldChar w:fldCharType="separate"/>
+            </w:r>
+            <w:r>
+              <w:rPr>
+                <w:noProof/>
+              </w:rPr>
+              <w:t>14</w:t>
             </w:r>
             <w:r>
               <w:rPr>
@@ -2984,7 +3468,7 @@
         <w:pStyle w:val="Heading1"/>
         <w:jc w:val="center"/>
       </w:pPr>
-      <w:bookmarkStart w:id="0" w:name="_Toc225232349"/>
+      <w:bookmarkStart w:id="0" w:name="_Toc227324883"/>
       <w:r>
         <w:t xml:space="preserve">February </w:t>
       </w:r>
@@ -3033,7 +3517,15 @@
     </w:p>
     <w:p>
       <w:r>
-        <w:t>The team and I discussed our plans on general requirements based on the lecture slides. We came up with some general requirements, did a few dry runs on our finished presentation, with not too many expectations set for the next meeting at the Project Init Stage.</w:t>
+        <w:t>The team and I discussed our plans on general requirements based on the lecture slides. We came up with some general requirements</w:t>
+      </w:r>
+      <w:proofErr w:type="gramStart"/>
+      <w:r>
+        <w:t>, did</w:t>
+      </w:r>
+      <w:proofErr w:type="gramEnd"/>
+      <w:r>
+        <w:t xml:space="preserve"> a few dry runs on our finished presentation, with not too many expectations set for the next meeting at the Project Init Stage.</w:t>
       </w:r>
     </w:p>
     <w:p>
@@ -3041,7 +3533,7 @@
         <w:pStyle w:val="Heading1"/>
         <w:jc w:val="center"/>
       </w:pPr>
-      <w:bookmarkStart w:id="1" w:name="_Toc225232350"/>
+      <w:bookmarkStart w:id="1" w:name="_Toc227324884"/>
       <w:r>
         <w:t>February 11</w:t>
       </w:r>
@@ -3114,6 +3606,7 @@
     </w:p>
     <w:p>
       <w:r>
+        <w:lastRenderedPageBreak/>
         <w:t>I needed to clarify some questions with the Professor, as well as upload the latest version of the SRS document to the GitHub repository.</w:t>
       </w:r>
     </w:p>
@@ -3128,7 +3621,7 @@
         <w:pStyle w:val="Heading1"/>
         <w:jc w:val="center"/>
       </w:pPr>
-      <w:bookmarkStart w:id="2" w:name="_Toc225232351"/>
+      <w:bookmarkStart w:id="2" w:name="_Toc227324885"/>
       <w:r>
         <w:t>February 21</w:t>
       </w:r>
@@ -3166,7 +3659,15 @@
     </w:p>
     <w:p>
       <w:r>
-        <w:t xml:space="preserve">In this meeting, which was isolated to Victor and I, we met about our </w:t>
+        <w:t xml:space="preserve">In this meeting, which was isolated to Victor and </w:t>
+      </w:r>
+      <w:proofErr w:type="gramStart"/>
+      <w:r>
+        <w:t>I</w:t>
+      </w:r>
+      <w:proofErr w:type="gramEnd"/>
+      <w:r>
+        <w:t xml:space="preserve">, we met about our </w:t>
       </w:r>
       <w:r>
         <w:t>plans to divide the work. After the lecture meeting on the 19</w:t>
@@ -3215,7 +3716,7 @@
         <w:pStyle w:val="Heading1"/>
         <w:jc w:val="center"/>
       </w:pPr>
-      <w:bookmarkStart w:id="3" w:name="_Toc225232352"/>
+      <w:bookmarkStart w:id="3" w:name="_Toc227324886"/>
       <w:r>
         <w:t>February 28</w:t>
       </w:r>
@@ -3266,6 +3767,7 @@
     </w:p>
     <w:p>
       <w:r>
+        <w:lastRenderedPageBreak/>
         <w:t xml:space="preserve">Early at 6 am, we met as a team to grind out the rest of the SRS document. We swapped parts to review and revise, Ola and </w:t>
       </w:r>
       <w:proofErr w:type="spellStart"/>
@@ -3286,7 +3788,6 @@
         <w:pStyle w:val="Subtitle"/>
       </w:pPr>
       <w:r>
-        <w:lastRenderedPageBreak/>
         <w:t>By Next Meeting</w:t>
       </w:r>
     </w:p>
@@ -3396,7 +3897,7 @@
         <w:pStyle w:val="Heading1"/>
         <w:jc w:val="center"/>
       </w:pPr>
-      <w:bookmarkStart w:id="4" w:name="_Toc225232353"/>
+      <w:bookmarkStart w:id="4" w:name="_Toc227324887"/>
       <w:r>
         <w:t>March 1</w:t>
       </w:r>
@@ -3439,7 +3940,6 @@
     </w:p>
     <w:p>
       <w:r>
-        <w:lastRenderedPageBreak/>
         <w:t xml:space="preserve">The team starts working on their assigned tasks from yesterday’s meeting, while I contribute to making the first 6 requirements on the slides. </w:t>
       </w:r>
       <w:r>
@@ -3483,7 +3983,7 @@
         <w:pStyle w:val="Heading1"/>
         <w:jc w:val="center"/>
       </w:pPr>
-      <w:bookmarkStart w:id="5" w:name="_Toc225232354"/>
+      <w:bookmarkStart w:id="5" w:name="_Toc227324888"/>
       <w:r>
         <w:t>March 4</w:t>
       </w:r>
@@ -3550,6 +4050,7 @@
     </w:p>
     <w:p>
       <w:r>
+        <w:lastRenderedPageBreak/>
         <w:t xml:space="preserve">Use-Case Diagrams: 5 between both pairs, broken down how the pair wants to complete each Use-Case Diagram. </w:t>
       </w:r>
     </w:p>
@@ -3582,9 +4083,8 @@
         <w:pStyle w:val="Heading1"/>
         <w:jc w:val="center"/>
       </w:pPr>
-      <w:bookmarkStart w:id="6" w:name="_Toc225232355"/>
-      <w:r>
-        <w:lastRenderedPageBreak/>
+      <w:bookmarkStart w:id="6" w:name="_Toc227324889"/>
+      <w:r>
         <w:t>March 7</w:t>
       </w:r>
       <w:r>
@@ -3666,7 +4166,7 @@
         <w:pStyle w:val="Heading1"/>
         <w:jc w:val="center"/>
       </w:pPr>
-      <w:bookmarkStart w:id="7" w:name="_Toc225232356"/>
+      <w:bookmarkStart w:id="7" w:name="_Toc227324890"/>
       <w:r>
         <w:t>March 13</w:t>
       </w:r>
@@ -3710,6 +4210,7 @@
         <w:pStyle w:val="Subtitle"/>
       </w:pPr>
       <w:r>
+        <w:lastRenderedPageBreak/>
         <w:t>Abstract</w:t>
       </w:r>
     </w:p>
@@ -3726,10 +4227,12 @@
         <w:t xml:space="preserve">, ready to merge fully with my own. </w:t>
       </w:r>
       <w:proofErr w:type="spellStart"/>
+      <w:proofErr w:type="gramStart"/>
       <w:r>
         <w:t>Clarize</w:t>
       </w:r>
       <w:proofErr w:type="spellEnd"/>
+      <w:proofErr w:type="gramEnd"/>
       <w:r>
         <w:t xml:space="preserve"> on March 12</w:t>
       </w:r>
@@ -3764,7 +4267,6 @@
         <w:pStyle w:val="Subtitle"/>
       </w:pPr>
       <w:r>
-        <w:lastRenderedPageBreak/>
         <w:t>Action Items</w:t>
       </w:r>
     </w:p>
@@ -3822,7 +4324,7 @@
         <w:pStyle w:val="Heading1"/>
         <w:jc w:val="center"/>
       </w:pPr>
-      <w:bookmarkStart w:id="8" w:name="_Toc225232357"/>
+      <w:bookmarkStart w:id="8" w:name="_Toc227324891"/>
       <w:r>
         <w:t>March 20</w:t>
       </w:r>
@@ -3888,6 +4390,7 @@
       </w:r>
       <w:proofErr w:type="spellStart"/>
       <w:r>
+        <w:lastRenderedPageBreak/>
         <w:t>PlantUML</w:t>
       </w:r>
       <w:proofErr w:type="spellEnd"/>
@@ -3941,7 +4444,6 @@
     </w:p>
     <w:p>
       <w:r>
-        <w:lastRenderedPageBreak/>
         <w:t>Victor: Flesh out the Class candidates and Diagrams. Complete the Client Network Class. If time allows, start on Sequence Diagrams</w:t>
       </w:r>
       <w:r>
@@ -4029,6 +4531,7 @@
         <w:pStyle w:val="Heading1"/>
         <w:jc w:val="center"/>
       </w:pPr>
+      <w:bookmarkStart w:id="9" w:name="_Toc227324892"/>
       <w:r>
         <w:t>March 27</w:t>
       </w:r>
@@ -4038,6 +4541,7 @@
         </w:rPr>
         <w:t>th</w:t>
       </w:r>
+      <w:bookmarkEnd w:id="9"/>
     </w:p>
     <w:p>
       <w:pPr>
@@ -4096,7 +4600,11 @@
       </w:r>
       <w:proofErr w:type="spellEnd"/>
       <w:r>
-        <w:t xml:space="preserve"> format. Overall, this meeting focused on completing and reviewing any leftover use cases and class diagrams that still needed to be finished in our SDS document. </w:t>
+        <w:t xml:space="preserve"> format. Overall, this meeting </w:t>
+      </w:r>
+      <w:r>
+        <w:lastRenderedPageBreak/>
+        <w:t xml:space="preserve">focused on completing and reviewing any leftover use cases and class diagrams that still needed to be finished in our SDS document. </w:t>
       </w:r>
     </w:p>
     <w:p/>
@@ -4116,7 +4624,6 @@
     <w:p>
       <w:proofErr w:type="spellStart"/>
       <w:r>
-        <w:lastRenderedPageBreak/>
         <w:t>Clarize</w:t>
       </w:r>
       <w:proofErr w:type="spellEnd"/>
@@ -4126,13 +4633,18 @@
     </w:p>
     <w:p>
       <w:r>
-        <w:t xml:space="preserve">Victor: Will focus on doing some sequence diagrams that demonstrate the overall main and general use cases by the end user. In addition, will also update this </w:t>
+        <w:t xml:space="preserve">Victor: Will focus on doing some sequence diagrams that demonstrate the overall main and general use cases by the end user. In addition, will also update </w:t>
+      </w:r>
+      <w:proofErr w:type="gramStart"/>
+      <w:r>
+        <w:t xml:space="preserve">this </w:t>
       </w:r>
       <w:proofErr w:type="spellStart"/>
       <w:r>
         <w:t>weeks</w:t>
       </w:r>
       <w:proofErr w:type="spellEnd"/>
+      <w:proofErr w:type="gramEnd"/>
       <w:r>
         <w:t xml:space="preserve"> meeting minutes. </w:t>
       </w:r>
@@ -4166,6 +4678,7 @@
         <w:pStyle w:val="Heading1"/>
         <w:jc w:val="center"/>
       </w:pPr>
+      <w:bookmarkStart w:id="10" w:name="_Toc227324893"/>
       <w:r>
         <w:t>April 4</w:t>
       </w:r>
@@ -4175,6 +4688,7 @@
         </w:rPr>
         <w:t>th</w:t>
       </w:r>
+      <w:bookmarkEnd w:id="10"/>
     </w:p>
     <w:p>
       <w:pPr>
@@ -4221,7 +4735,15 @@
       </w:r>
       <w:proofErr w:type="spellEnd"/>
       <w:r>
-        <w:t xml:space="preserve"> introduced and walked through the general flows of the way users interact with the Communication Application System, generalizing a lot of the interactions. Victor mentioned that he was done with his Sequence Diagrams, but has not had the chance to upload it, but will do so by tomorrow after 6 pm. </w:t>
+        <w:t xml:space="preserve"> introduced and walked through the general flows of the way users interact with the Communication Application System, generalizing a lot of the interactions. Victor mentioned that he was done with his Sequence Diagrams, but has not had the chance to upload </w:t>
+      </w:r>
+      <w:proofErr w:type="gramStart"/>
+      <w:r>
+        <w:t>it</w:t>
+      </w:r>
+      <w:proofErr w:type="gramEnd"/>
+      <w:r>
+        <w:t xml:space="preserve">, but will do so by tomorrow after 6 pm. </w:t>
       </w:r>
     </w:p>
     <w:p>
@@ -4229,6 +4751,7 @@
         <w:pStyle w:val="Subtitle"/>
       </w:pPr>
       <w:r>
+        <w:lastRenderedPageBreak/>
         <w:t>Action Items</w:t>
       </w:r>
     </w:p>
@@ -4266,7 +4789,6 @@
         <w:pStyle w:val="Subtitle"/>
       </w:pPr>
       <w:r>
-        <w:lastRenderedPageBreak/>
         <w:t>By Next Meeting</w:t>
       </w:r>
     </w:p>
@@ -4290,11 +4812,9 @@
         <w:pStyle w:val="Heading1"/>
         <w:jc w:val="center"/>
       </w:pPr>
-      <w:r>
-        <w:t xml:space="preserve">April </w:t>
-      </w:r>
-      <w:r>
-        <w:t>8</w:t>
+      <w:bookmarkStart w:id="11" w:name="_Toc227324894"/>
+      <w:r>
+        <w:t>April 8</w:t>
       </w:r>
       <w:r>
         <w:rPr>
@@ -4302,6 +4822,7 @@
         </w:rPr>
         <w:t>th</w:t>
       </w:r>
+      <w:bookmarkEnd w:id="11"/>
     </w:p>
     <w:p>
       <w:pPr>
@@ -4377,21 +4898,12 @@
       </w:r>
       <w:proofErr w:type="spellEnd"/>
       <w:r>
-        <w:t xml:space="preserve">: </w:t>
-      </w:r>
-      <w:r>
-        <w:t>SDS; get the images + brief description of relationship</w:t>
-      </w:r>
-      <w:r>
-        <w:t xml:space="preserve"> (edit the one current on the repo), and then overwrite the old SDS on the current repo.</w:t>
-      </w:r>
-    </w:p>
-    <w:p>
-      <w:r>
-        <w:t xml:space="preserve">Victor: </w:t>
-      </w:r>
-      <w:r>
-        <w:t>SRS; clean up requirements that were relevant to any removed + copy and pasting new diagrams over from the SDS.</w:t>
+        <w:t>: SDS; get the images + brief description of relationship (edit the one current on the repo), and then overwrite the old SDS on the current repo.</w:t>
+      </w:r>
+    </w:p>
+    <w:p>
+      <w:r>
+        <w:t>Victor: SRS; clean up requirements that were relevant to any removed + copy and pasting new diagrams over from the SDS.</w:t>
       </w:r>
     </w:p>
     <w:p>
@@ -4399,12 +4911,415 @@
         <w:pStyle w:val="Subtitle"/>
       </w:pPr>
       <w:r>
+        <w:lastRenderedPageBreak/>
         <w:t>By Next Meeting</w:t>
       </w:r>
     </w:p>
     <w:p>
       <w:r>
         <w:t xml:space="preserve">All team members have started implementation of the Communications Application to the first few commits. At minimum, class skeletons with getters and setters if applicable. </w:t>
+      </w:r>
+    </w:p>
+    <w:p/>
+    <w:p>
+      <w:pPr>
+        <w:pStyle w:val="Heading1"/>
+        <w:jc w:val="center"/>
+      </w:pPr>
+      <w:bookmarkStart w:id="12" w:name="_Toc227324895"/>
+      <w:r>
+        <w:t>April 10</w:t>
+      </w:r>
+      <w:r>
+        <w:rPr>
+          <w:vertAlign w:val="superscript"/>
+        </w:rPr>
+        <w:t>th</w:t>
+      </w:r>
+      <w:bookmarkEnd w:id="12"/>
+    </w:p>
+    <w:p>
+      <w:pPr>
+        <w:pStyle w:val="Subtitle"/>
+      </w:pPr>
+      <w:r>
+        <w:t>Attendance</w:t>
+      </w:r>
+    </w:p>
+    <w:p>
+      <w:r>
+        <w:t>Darien, Victor</w:t>
+      </w:r>
+    </w:p>
+    <w:p>
+      <w:pPr>
+        <w:pStyle w:val="Subtitle"/>
+      </w:pPr>
+      <w:r>
+        <w:t>Abstract</w:t>
+      </w:r>
+    </w:p>
+    <w:p>
+      <w:r>
+        <w:t xml:space="preserve">Victor and Darien reviewed the usage of git, specifically how to use fetch, pull, make new branches, switch between branches, commits, and pushing changes. We also observed how to make and manage pull requests using GitHub’s website. The discussion of and importance of working on branches was also noted upon. Lastly, the meeting wrapped up with connecting locally cloned repositories to eclipse, and using the git bash terminal to commit and push any new changes to branches made through the eclipse IDE. </w:t>
+      </w:r>
+    </w:p>
+    <w:p>
+      <w:pPr>
+        <w:pStyle w:val="Subtitle"/>
+      </w:pPr>
+      <w:r>
+        <w:t>Action Items</w:t>
+      </w:r>
+    </w:p>
+    <w:p>
+      <w:r>
+        <w:t xml:space="preserve">Darien: Implement the </w:t>
+      </w:r>
+      <w:proofErr w:type="spellStart"/>
+      <w:r>
+        <w:t>ClientNetwork</w:t>
+      </w:r>
+      <w:proofErr w:type="spellEnd"/>
+      <w:r>
+        <w:t xml:space="preserve">, Request, </w:t>
+      </w:r>
+      <w:proofErr w:type="spellStart"/>
+      <w:r>
+        <w:t>ServerNetwork</w:t>
+      </w:r>
+      <w:proofErr w:type="spellEnd"/>
+      <w:r>
+        <w:t xml:space="preserve">, </w:t>
+      </w:r>
+      <w:proofErr w:type="spellStart"/>
+      <w:r>
+        <w:t>ClientHandler</w:t>
+      </w:r>
+      <w:proofErr w:type="spellEnd"/>
+      <w:r>
+        <w:t xml:space="preserve">, User, and </w:t>
+      </w:r>
+      <w:proofErr w:type="spellStart"/>
+      <w:r>
+        <w:t>ITUser</w:t>
+      </w:r>
+      <w:proofErr w:type="spellEnd"/>
+      <w:r>
+        <w:t xml:space="preserve"> classes, including any dependencies they require. Manage pull requests</w:t>
+      </w:r>
+      <w:r>
+        <w:t>.</w:t>
+      </w:r>
+    </w:p>
+    <w:p>
+      <w:r>
+        <w:t xml:space="preserve">Victor: Implement the, GUI, </w:t>
+      </w:r>
+      <w:proofErr w:type="spellStart"/>
+      <w:r>
+        <w:t>LoginView</w:t>
+      </w:r>
+      <w:proofErr w:type="spellEnd"/>
+      <w:r>
+        <w:t xml:space="preserve">, </w:t>
+      </w:r>
+      <w:proofErr w:type="spellStart"/>
+      <w:r>
+        <w:t>ChatOverlayView</w:t>
+      </w:r>
+      <w:proofErr w:type="spellEnd"/>
+      <w:r>
+        <w:t xml:space="preserve">, </w:t>
+      </w:r>
+      <w:proofErr w:type="spellStart"/>
+      <w:r>
+        <w:t>GroupCreationView</w:t>
+      </w:r>
+      <w:proofErr w:type="spellEnd"/>
+      <w:r>
+        <w:t xml:space="preserve">, and </w:t>
+      </w:r>
+      <w:proofErr w:type="spellStart"/>
+      <w:r>
+        <w:t>ITControlPanelView</w:t>
+      </w:r>
+      <w:proofErr w:type="spellEnd"/>
+      <w:r>
+        <w:t xml:space="preserve">, including any dependencies they require. </w:t>
+      </w:r>
+    </w:p>
+    <w:p>
+      <w:proofErr w:type="spellStart"/>
+      <w:r>
+        <w:t>Clarize</w:t>
+      </w:r>
+      <w:proofErr w:type="spellEnd"/>
+      <w:r>
+        <w:t xml:space="preserve">: Implement the </w:t>
+      </w:r>
+      <w:proofErr w:type="spellStart"/>
+      <w:r>
+        <w:t>RequestHandler</w:t>
+      </w:r>
+      <w:proofErr w:type="spellEnd"/>
+      <w:r>
+        <w:t xml:space="preserve">, Log, </w:t>
+      </w:r>
+      <w:proofErr w:type="spellStart"/>
+      <w:r>
+        <w:t>UserAuthenticator</w:t>
+      </w:r>
+      <w:proofErr w:type="spellEnd"/>
+      <w:r>
+        <w:t xml:space="preserve">, </w:t>
+      </w:r>
+      <w:proofErr w:type="spellStart"/>
+      <w:r>
+        <w:t>ConnectionManager</w:t>
+      </w:r>
+      <w:proofErr w:type="spellEnd"/>
+      <w:r>
+        <w:t xml:space="preserve">, </w:t>
+      </w:r>
+      <w:proofErr w:type="spellStart"/>
+      <w:r>
+        <w:t>StorageManager</w:t>
+      </w:r>
+      <w:proofErr w:type="spellEnd"/>
+      <w:r>
+        <w:t>, and Logging Manger, including any dependencies they require.</w:t>
+      </w:r>
+    </w:p>
+    <w:p>
+      <w:r>
+        <w:t>All: Make sure basic tests work, such as getters, setters, looping, as well as array usage</w:t>
+      </w:r>
+      <w:r>
+        <w:t xml:space="preserve"> if applicable. </w:t>
+      </w:r>
+    </w:p>
+    <w:p>
+      <w:pPr>
+        <w:pStyle w:val="Subtitle"/>
+      </w:pPr>
+      <w:r>
+        <w:t>By Next Meeting</w:t>
+      </w:r>
+    </w:p>
+    <w:p>
+      <w:r>
+        <w:t xml:space="preserve">Main branch is up-to-date with all implementations and testing. </w:t>
+      </w:r>
+    </w:p>
+    <w:p/>
+    <w:p>
+      <w:pPr>
+        <w:pStyle w:val="Heading1"/>
+        <w:jc w:val="center"/>
+      </w:pPr>
+      <w:bookmarkStart w:id="13" w:name="_Toc227324896"/>
+      <w:r>
+        <w:lastRenderedPageBreak/>
+        <w:t>April 13</w:t>
+      </w:r>
+      <w:r>
+        <w:rPr>
+          <w:vertAlign w:val="superscript"/>
+        </w:rPr>
+        <w:t>th</w:t>
+      </w:r>
+      <w:bookmarkEnd w:id="13"/>
+    </w:p>
+    <w:p>
+      <w:pPr>
+        <w:pStyle w:val="Subtitle"/>
+      </w:pPr>
+      <w:r>
+        <w:t>Attendance</w:t>
+      </w:r>
+    </w:p>
+    <w:p>
+      <w:r>
+        <w:t xml:space="preserve">Darien, Victor, </w:t>
+      </w:r>
+      <w:proofErr w:type="spellStart"/>
+      <w:r>
+        <w:t>Clarize</w:t>
+      </w:r>
+      <w:proofErr w:type="spellEnd"/>
+    </w:p>
+    <w:p>
+      <w:pPr>
+        <w:pStyle w:val="Subtitle"/>
+      </w:pPr>
+      <w:r>
+        <w:t>Abstract</w:t>
+      </w:r>
+    </w:p>
+    <w:p>
+      <w:r>
+        <w:t xml:space="preserve">Darien showcased the work and implementation of the following classes: </w:t>
+      </w:r>
+      <w:proofErr w:type="spellStart"/>
+      <w:r>
+        <w:t>ClientNetwork</w:t>
+      </w:r>
+      <w:proofErr w:type="spellEnd"/>
+      <w:r>
+        <w:t xml:space="preserve">, Request, </w:t>
+      </w:r>
+      <w:proofErr w:type="spellStart"/>
+      <w:r>
+        <w:t>ServerNetwork</w:t>
+      </w:r>
+      <w:proofErr w:type="spellEnd"/>
+      <w:r>
+        <w:t xml:space="preserve">, </w:t>
+      </w:r>
+      <w:proofErr w:type="spellStart"/>
+      <w:r>
+        <w:t>ClientHandler</w:t>
+      </w:r>
+      <w:proofErr w:type="spellEnd"/>
+      <w:r>
+        <w:t xml:space="preserve">, User and </w:t>
+      </w:r>
+      <w:proofErr w:type="spellStart"/>
+      <w:r>
+        <w:t>ITUser</w:t>
+      </w:r>
+      <w:proofErr w:type="spellEnd"/>
+      <w:r>
+        <w:t xml:space="preserve"> classes. He showcased the demonstration of how these classes used and if their operations were expected. After showcasing, he requested the team for any questions and potential classes/implementations he needs from the other members to move forward. Action Items are effectively due next meeting on April 17th. Post-meeting, pull requests were managed and the main branch was pushed and cleaned. </w:t>
+      </w:r>
+    </w:p>
+    <w:p>
+      <w:pPr>
+        <w:pStyle w:val="Subtitle"/>
+      </w:pPr>
+      <w:r>
+        <w:t>Action Items</w:t>
+      </w:r>
+    </w:p>
+    <w:p>
+      <w:r>
+        <w:t xml:space="preserve">Darien: </w:t>
+      </w:r>
+      <w:r>
+        <w:t xml:space="preserve">Continue to refine implementations and </w:t>
+      </w:r>
+      <w:r>
+        <w:t>await</w:t>
+      </w:r>
+      <w:r>
+        <w:t xml:space="preserve"> further GUI implementation and Server </w:t>
+      </w:r>
+      <w:r>
+        <w:t>implementations</w:t>
+      </w:r>
+      <w:r>
+        <w:t xml:space="preserve">. </w:t>
+      </w:r>
+      <w:r>
+        <w:t>Proceed with monitoring and managing pull requests.</w:t>
+      </w:r>
+    </w:p>
+    <w:p>
+      <w:r>
+        <w:t xml:space="preserve">Victor: Implement the, GUI, </w:t>
+      </w:r>
+      <w:proofErr w:type="spellStart"/>
+      <w:r>
+        <w:t>LoginView</w:t>
+      </w:r>
+      <w:proofErr w:type="spellEnd"/>
+      <w:r>
+        <w:t xml:space="preserve">, </w:t>
+      </w:r>
+      <w:proofErr w:type="spellStart"/>
+      <w:r>
+        <w:t>ChatOverlayView</w:t>
+      </w:r>
+      <w:proofErr w:type="spellEnd"/>
+      <w:r>
+        <w:t xml:space="preserve">, </w:t>
+      </w:r>
+      <w:proofErr w:type="spellStart"/>
+      <w:r>
+        <w:t>GroupCreationView</w:t>
+      </w:r>
+      <w:proofErr w:type="spellEnd"/>
+      <w:r>
+        <w:t xml:space="preserve">, and </w:t>
+      </w:r>
+      <w:proofErr w:type="spellStart"/>
+      <w:r>
+        <w:t>ITControlPanelView</w:t>
+      </w:r>
+      <w:proofErr w:type="spellEnd"/>
+      <w:r>
+        <w:t xml:space="preserve">, including any dependencies they require. </w:t>
+      </w:r>
+    </w:p>
+    <w:p>
+      <w:proofErr w:type="spellStart"/>
+      <w:r>
+        <w:t>Clarize</w:t>
+      </w:r>
+      <w:proofErr w:type="spellEnd"/>
+      <w:r>
+        <w:t xml:space="preserve">: Implement the </w:t>
+      </w:r>
+      <w:proofErr w:type="spellStart"/>
+      <w:r>
+        <w:t>RequestHandler</w:t>
+      </w:r>
+      <w:proofErr w:type="spellEnd"/>
+      <w:r>
+        <w:t xml:space="preserve">, Log, </w:t>
+      </w:r>
+      <w:proofErr w:type="spellStart"/>
+      <w:r>
+        <w:t>UserAuthenticator</w:t>
+      </w:r>
+      <w:proofErr w:type="spellEnd"/>
+      <w:r>
+        <w:t xml:space="preserve">, </w:t>
+      </w:r>
+      <w:proofErr w:type="spellStart"/>
+      <w:r>
+        <w:t>ConnectionManager</w:t>
+      </w:r>
+      <w:proofErr w:type="spellEnd"/>
+      <w:r>
+        <w:t xml:space="preserve">, </w:t>
+      </w:r>
+      <w:proofErr w:type="spellStart"/>
+      <w:r>
+        <w:t>StorageManager</w:t>
+      </w:r>
+      <w:proofErr w:type="spellEnd"/>
+      <w:r>
+        <w:t>, and Logging Manger, including any dependencies they require.</w:t>
+      </w:r>
+    </w:p>
+    <w:p>
+      <w:r>
+        <w:t xml:space="preserve">All: Make sure basic tests work, such as getters, setters, looping, as well as array usage if applicable. </w:t>
+      </w:r>
+    </w:p>
+    <w:p>
+      <w:pPr>
+        <w:pStyle w:val="Subtitle"/>
+      </w:pPr>
+      <w:r>
+        <w:t>By Next Meeting</w:t>
+      </w:r>
+    </w:p>
+    <w:p>
+      <w:r>
+        <w:t xml:space="preserve">Main branch is up-to-date with all implementations and testing. </w:t>
       </w:r>
     </w:p>
     <w:p/>

--- a/documentation/MeetingMinutes.docx
+++ b/documentation/MeetingMinutes.docx
@@ -1776,7 +1776,7 @@
               <w:rPr>
                 <w:color w:val="000000"/>
               </w:rPr>
-              <w:t>Darien D. Chau</w:t>
+              <w:t>Clarize Nicolas</w:t>
             </w:r>
           </w:p>
         </w:tc>
@@ -3496,15 +3496,7 @@
     </w:p>
     <w:p>
       <w:r>
-        <w:t xml:space="preserve">Darien, </w:t>
-      </w:r>
-      <w:proofErr w:type="spellStart"/>
-      <w:r>
-        <w:t>Clarize</w:t>
-      </w:r>
-      <w:proofErr w:type="spellEnd"/>
-      <w:r>
-        <w:t>, Ola, Victor</w:t>
+        <w:t>Darien, Clarize, Ola, Victor</w:t>
       </w:r>
     </w:p>
     <w:p>
@@ -3517,15 +3509,7 @@
     </w:p>
     <w:p>
       <w:r>
-        <w:t>The team and I discussed our plans on general requirements based on the lecture slides. We came up with some general requirements</w:t>
-      </w:r>
-      <w:proofErr w:type="gramStart"/>
-      <w:r>
-        <w:t>, did</w:t>
-      </w:r>
-      <w:proofErr w:type="gramEnd"/>
-      <w:r>
-        <w:t xml:space="preserve"> a few dry runs on our finished presentation, with not too many expectations set for the next meeting at the Project Init Stage.</w:t>
+        <w:t>The team and I discussed our plans on general requirements based on the lecture slides. We came up with some general requirements, did a few dry runs on our finished presentation, with not too many expectations set for the next meeting at the Project Init Stage.</w:t>
       </w:r>
     </w:p>
     <w:p>
@@ -3564,15 +3548,7 @@
         <w:t xml:space="preserve"> (Alarm Issues, 30 minutes late) </w:t>
       </w:r>
       <w:r>
-        <w:t xml:space="preserve">, </w:t>
-      </w:r>
-      <w:proofErr w:type="spellStart"/>
-      <w:r>
-        <w:t>Clarize</w:t>
-      </w:r>
-      <w:proofErr w:type="spellEnd"/>
-      <w:r>
-        <w:t>, Ola, Victor</w:t>
+        <w:t>, Clarize, Ola, Victor</w:t>
       </w:r>
     </w:p>
     <w:p>
@@ -3585,15 +3561,7 @@
     </w:p>
     <w:p>
       <w:r>
-        <w:t xml:space="preserve">Instating the Project SRS by this point was the focal point of discussion. </w:t>
-      </w:r>
-      <w:proofErr w:type="spellStart"/>
-      <w:r>
-        <w:t>Clarize</w:t>
-      </w:r>
-      <w:proofErr w:type="spellEnd"/>
-      <w:r>
-        <w:t xml:space="preserve"> and I spent the majority of the meeting working on fleshing out the project modules, particularly for Client and Server. We also roughly covered the first section with abbreviations and definitions of certain terms before Victor and Ola had to leave for work. </w:t>
+        <w:t xml:space="preserve">Instating the Project SRS by this point was the focal point of discussion. Clarize and I spent the majority of the meeting working on fleshing out the project modules, particularly for Client and Server. We also roughly covered the first section with abbreviations and definitions of certain terms before Victor and Ola had to leave for work. </w:t>
       </w:r>
     </w:p>
     <w:p>
@@ -3679,15 +3647,7 @@
         <w:t>th</w:t>
       </w:r>
       <w:r>
-        <w:t xml:space="preserve">, it was agreed that Ola and </w:t>
-      </w:r>
-      <w:proofErr w:type="spellStart"/>
-      <w:r>
-        <w:t>Clarize</w:t>
-      </w:r>
-      <w:proofErr w:type="spellEnd"/>
-      <w:r>
-        <w:t xml:space="preserve"> would follow up later in a future team meeting with their completed work for Section 3 of the SRS. Meanwhile, Victor and I agreed upon splitting the work half-sies for Section 2, where we’d meet again today. We recapped what we did, gave each other insight, before agreeing that we’d swap again, and reconvened Tuesday about our results. </w:t>
+        <w:t xml:space="preserve">, it was agreed that Ola and Clarize would follow up later in a future team meeting with their completed work for Section 3 of the SRS. Meanwhile, Victor and I agreed upon splitting the work half-sies for Section 2, where we’d meet again today. We recapped what we did, gave each other insight, before agreeing that we’d swap again, and reconvened Tuesday about our results. </w:t>
       </w:r>
     </w:p>
     <w:p>
@@ -3741,15 +3701,7 @@
     </w:p>
     <w:p>
       <w:r>
-        <w:t xml:space="preserve">Darien, </w:t>
-      </w:r>
-      <w:proofErr w:type="spellStart"/>
-      <w:r>
-        <w:t>Clarize</w:t>
-      </w:r>
-      <w:proofErr w:type="spellEnd"/>
-      <w:r>
-        <w:t>, Ola, Victor</w:t>
+        <w:t>Darien, Clarize, Ola, Victor</w:t>
       </w:r>
     </w:p>
     <w:p>
@@ -3768,15 +3720,7 @@
     <w:p>
       <w:r>
         <w:lastRenderedPageBreak/>
-        <w:t xml:space="preserve">Early at 6 am, we met as a team to grind out the rest of the SRS document. We swapped parts to review and revise, Ola and </w:t>
-      </w:r>
-      <w:proofErr w:type="spellStart"/>
-      <w:r>
-        <w:t>Clarize</w:t>
-      </w:r>
-      <w:proofErr w:type="spellEnd"/>
-      <w:r>
-        <w:t xml:space="preserve"> overviewed section 2, while Victor and I took section 3. Then we moved onto further refinements of the overall document, before </w:t>
+        <w:t xml:space="preserve">Early at 6 am, we met as a team to grind out the rest of the SRS document. We swapped parts to review and revise, Ola and Clarize overviewed section 2, while Victor and I took section 3. Then we moved onto further refinements of the overall document, before </w:t>
       </w:r>
       <w:r>
         <w:t xml:space="preserve">examining the potential actors and use-cases of the communications application. From there, we worked on the slides, before the team had to part to attend to other tasks. </w:t>
@@ -3829,29 +3773,13 @@
     </w:p>
     <w:p>
       <w:r>
-        <w:t xml:space="preserve">Use Case: View Chat Logs, </w:t>
-      </w:r>
-      <w:proofErr w:type="spellStart"/>
-      <w:r>
-        <w:t>Clarize</w:t>
-      </w:r>
-      <w:proofErr w:type="spellEnd"/>
-      <w:r>
-        <w:t xml:space="preserve"> will do this one. </w:t>
+        <w:t xml:space="preserve">Use Case: View Chat Logs, Clarize will do this one. </w:t>
       </w:r>
     </w:p>
     <w:p/>
     <w:p>
       <w:r>
-        <w:t xml:space="preserve">Slides To-Do, </w:t>
-      </w:r>
-      <w:proofErr w:type="spellStart"/>
-      <w:r>
-        <w:t>Clarize</w:t>
-      </w:r>
-      <w:proofErr w:type="spellEnd"/>
-      <w:r>
-        <w:t xml:space="preserve">/Victor/Ola Requirements </w:t>
+        <w:t xml:space="preserve">Slides To-Do, Clarize/Victor/Ola Requirements </w:t>
       </w:r>
     </w:p>
     <w:p>
@@ -3922,13 +3850,8 @@
     </w:p>
     <w:p>
       <w:r>
-        <w:t xml:space="preserve">Darien, Victor, Ola, </w:t>
-      </w:r>
-      <w:proofErr w:type="spellStart"/>
-      <w:r>
-        <w:t>Clarize</w:t>
-      </w:r>
-      <w:proofErr w:type="spellEnd"/>
+        <w:t>Darien, Victor, Ola, Clarize</w:t>
+      </w:r>
     </w:p>
     <w:p>
       <w:pPr>
@@ -4005,15 +3928,7 @@
     </w:p>
     <w:p>
       <w:r>
-        <w:t xml:space="preserve">Darien, </w:t>
-      </w:r>
-      <w:proofErr w:type="spellStart"/>
-      <w:r>
-        <w:t>Clarize</w:t>
-      </w:r>
-      <w:proofErr w:type="spellEnd"/>
-      <w:r>
-        <w:t xml:space="preserve">, Victor, </w:t>
+        <w:t xml:space="preserve">Darien, Clarize, Victor, </w:t>
       </w:r>
       <w:r>
         <w:t>Ola</w:t>
@@ -4029,15 +3944,7 @@
     </w:p>
     <w:p>
       <w:r>
-        <w:t xml:space="preserve">Team and I discussed the upcoming tasks, particularly regarding the Design Phase. We agreed that Victor and I would get the first 5 use-cases to work on their diagrams, while </w:t>
-      </w:r>
-      <w:proofErr w:type="spellStart"/>
-      <w:r>
-        <w:t>Clarize</w:t>
-      </w:r>
-      <w:proofErr w:type="spellEnd"/>
-      <w:r>
-        <w:t xml:space="preserve"> and Ola would work on the last 5 use-cases for their diagrams. The deadline for that is currently TBD, but will have a latest deadline Sunday of next week. On the note of deadlines, we also briefly went over the Gantt Chart I created, and the intricacies of it. I referred to the group that they should check it out on the GitHub repository for more information. Finally, we did a few dry runs of our presentation as practice for tomorrow, defining what was needed by next time one last time.</w:t>
+        <w:t>Team and I discussed the upcoming tasks, particularly regarding the Design Phase. We agreed that Victor and I would get the first 5 use-cases to work on their diagrams, while Clarize and Ola would work on the last 5 use-cases for their diagrams. The deadline for that is currently TBD, but will have a latest deadline Sunday of next week. On the note of deadlines, we also briefly went over the Gantt Chart I created, and the intricacies of it. I referred to the group that they should check it out on the GitHub repository for more information. Finally, we did a few dry runs of our presentation as practice for tomorrow, defining what was needed by next time one last time.</w:t>
       </w:r>
     </w:p>
     <w:p>
@@ -4194,15 +4101,7 @@
         <w:t>, Ola</w:t>
       </w:r>
       <w:r>
-        <w:t xml:space="preserve">, </w:t>
-      </w:r>
-      <w:proofErr w:type="spellStart"/>
-      <w:r>
-        <w:t>Clarize</w:t>
-      </w:r>
-      <w:proofErr w:type="spellEnd"/>
-      <w:r>
-        <w:t xml:space="preserve"> (30 minutes late)</w:t>
+        <w:t>, Clarize (30 minutes late)</w:t>
       </w:r>
     </w:p>
     <w:p>
@@ -4224,17 +4123,7 @@
       </w:r>
       <w:proofErr w:type="spellEnd"/>
       <w:r>
-        <w:t xml:space="preserve">, ready to merge fully with my own. </w:t>
-      </w:r>
-      <w:proofErr w:type="spellStart"/>
-      <w:proofErr w:type="gramStart"/>
-      <w:r>
-        <w:t>Clarize</w:t>
-      </w:r>
-      <w:proofErr w:type="spellEnd"/>
-      <w:proofErr w:type="gramEnd"/>
-      <w:r>
-        <w:t xml:space="preserve"> on March 12</w:t>
+        <w:t>, ready to merge fully with my own. Clarize on March 12</w:t>
       </w:r>
       <w:r>
         <w:rPr>
@@ -4272,28 +4161,12 @@
     </w:p>
     <w:p>
       <w:r>
-        <w:t xml:space="preserve">By Sunday Night: GitHub SRS copies with </w:t>
-      </w:r>
-      <w:proofErr w:type="spellStart"/>
-      <w:r>
-        <w:t>Clarize</w:t>
-      </w:r>
-      <w:proofErr w:type="spellEnd"/>
-      <w:r>
-        <w:t xml:space="preserve"> and Ola’s finalized Use-Case Diagrams.</w:t>
-      </w:r>
-    </w:p>
-    <w:p>
-      <w:r>
-        <w:t xml:space="preserve">Ola and </w:t>
-      </w:r>
-      <w:proofErr w:type="spellStart"/>
-      <w:r>
-        <w:t>Clarize</w:t>
-      </w:r>
-      <w:proofErr w:type="spellEnd"/>
-      <w:r>
-        <w:t xml:space="preserve"> brainstorm more classes, (at least 4 more classes, including the server networking class to split and work on through until next meeting). </w:t>
+        <w:t>By Sunday Night: GitHub SRS copies with Clarize and Ola’s finalized Use-Case Diagrams.</w:t>
+      </w:r>
+    </w:p>
+    <w:p>
+      <w:r>
+        <w:t xml:space="preserve">Ola and Clarize brainstorm more classes, (at least 4 more classes, including the server networking class to split and work on through until next meeting). </w:t>
       </w:r>
     </w:p>
     <w:p>
@@ -4346,15 +4219,7 @@
     </w:p>
     <w:p>
       <w:r>
-        <w:t xml:space="preserve">Darien, Victor, </w:t>
-      </w:r>
-      <w:proofErr w:type="spellStart"/>
-      <w:r>
-        <w:t>Clarize</w:t>
-      </w:r>
-      <w:proofErr w:type="spellEnd"/>
-      <w:r>
-        <w:t xml:space="preserve"> (10~ minutes late).</w:t>
+        <w:t>Darien, Victor, Clarize (10~ minutes late).</w:t>
       </w:r>
     </w:p>
     <w:p>
@@ -4370,23 +4235,7 @@
         <w:t xml:space="preserve"> </w:t>
       </w:r>
       <w:r>
-        <w:t xml:space="preserve">Darien and Victor completed the required action items for last week. Victor completed the Log Class, GUI Class with some refinements needed. Victor accidentally completed the Server Network Class instead of the Client, so Client Network will still need to be completed on his end. </w:t>
-      </w:r>
-      <w:proofErr w:type="spellStart"/>
-      <w:r>
-        <w:t>Clarize</w:t>
-      </w:r>
-      <w:proofErr w:type="spellEnd"/>
-      <w:r>
-        <w:t xml:space="preserve"> and Ola have been having some trouble in communication, mainly on Ola’s end. </w:t>
-      </w:r>
-      <w:proofErr w:type="spellStart"/>
-      <w:r>
-        <w:t>Clarize</w:t>
-      </w:r>
-      <w:proofErr w:type="spellEnd"/>
-      <w:r>
-        <w:t xml:space="preserve"> has her class diagrams drawn out but not implemented in </w:t>
+        <w:t xml:space="preserve">Darien and Victor completed the required action items for last week. Victor completed the Log Class, GUI Class with some refinements needed. Victor accidentally completed the Server Network Class instead of the Client, so Client Network will still need to be completed on his end. Clarize and Ola have been having some trouble in communication, mainly on Ola’s end. Clarize has her class diagrams drawn out but not implemented in </w:t>
       </w:r>
       <w:proofErr w:type="spellStart"/>
       <w:r>
@@ -4395,15 +4244,7 @@
       </w:r>
       <w:proofErr w:type="spellEnd"/>
       <w:r>
-        <w:t xml:space="preserve">. The last 6-10 use-cases were completed by </w:t>
-      </w:r>
-      <w:proofErr w:type="spellStart"/>
-      <w:r>
-        <w:t>Clarize</w:t>
-      </w:r>
-      <w:proofErr w:type="spellEnd"/>
-      <w:r>
-        <w:t xml:space="preserve">. Ola did not contribute to the creation of class diagrams nor the 6-10 use cases. </w:t>
+        <w:t xml:space="preserve">. The last 6-10 use-cases were completed by Clarize. Ola did not contribute to the creation of class diagrams nor the 6-10 use cases. </w:t>
       </w:r>
     </w:p>
     <w:p>
@@ -4419,15 +4260,7 @@
         <w:t xml:space="preserve"> </w:t>
       </w:r>
       <w:r>
-        <w:t xml:space="preserve">Darien: Reupload the latest SDS. Get the last 6-10 Use-Cases from </w:t>
-      </w:r>
-      <w:proofErr w:type="spellStart"/>
-      <w:r>
-        <w:t>Clarize</w:t>
-      </w:r>
-      <w:proofErr w:type="spellEnd"/>
-      <w:r>
-        <w:t xml:space="preserve">, compile and </w:t>
+        <w:t xml:space="preserve">Darien: Reupload the latest SDS. Get the last 6-10 Use-Cases from Clarize, compile and </w:t>
       </w:r>
       <w:r>
         <w:t>simplify</w:t>
@@ -4450,15 +4283,7 @@
         <w:t>. Pl</w:t>
       </w:r>
       <w:r>
-        <w:t xml:space="preserve">an a meet before full team meeting with Darien and </w:t>
-      </w:r>
-      <w:proofErr w:type="spellStart"/>
-      <w:r>
-        <w:t>Clarize</w:t>
-      </w:r>
-      <w:proofErr w:type="spellEnd"/>
-      <w:r>
-        <w:t xml:space="preserve"> to discuss the Sequence Diagrams</w:t>
+        <w:t>an a meet before full team meeting with Darien and Clarize to discuss the Sequence Diagrams</w:t>
       </w:r>
       <w:r>
         <w:t xml:space="preserve"> on Tuesday</w:t>
@@ -4471,13 +4296,8 @@
       </w:r>
     </w:p>
     <w:p>
-      <w:proofErr w:type="spellStart"/>
-      <w:r>
-        <w:t>Clarize</w:t>
-      </w:r>
-      <w:proofErr w:type="spellEnd"/>
-      <w:r>
-        <w:t xml:space="preserve">: Upload Use-Cases 6-10. Refine the half of class diagrams assigned to her and Ola. Implement those diagrams into </w:t>
+      <w:r>
+        <w:t xml:space="preserve">Clarize: Upload Use-Cases 6-10. Refine the half of class diagrams assigned to her and Ola. Implement those diagrams into </w:t>
       </w:r>
       <w:proofErr w:type="spellStart"/>
       <w:r>
@@ -4553,13 +4373,8 @@
     </w:p>
     <w:p>
       <w:r>
-        <w:t xml:space="preserve">Darien, Victor, </w:t>
-      </w:r>
-      <w:proofErr w:type="spellStart"/>
-      <w:r>
-        <w:t>Clarize</w:t>
-      </w:r>
-      <w:proofErr w:type="spellEnd"/>
+        <w:t>Darien, Victor, Clarize</w:t>
+      </w:r>
       <w:r>
         <w:br/>
         <w:t>Note: As of Thursday 26</w:t>
@@ -4584,15 +4399,7 @@
     </w:p>
     <w:p>
       <w:r>
-        <w:t xml:space="preserve">The team discussed the overall Action items brought to this week’s meeting. Such as victor presenting his client network class which was forgotten last time. With </w:t>
-      </w:r>
-      <w:proofErr w:type="spellStart"/>
-      <w:r>
-        <w:t>Clarize</w:t>
-      </w:r>
-      <w:proofErr w:type="spellEnd"/>
-      <w:r>
-        <w:t xml:space="preserve"> bringing in her expected use cases and class diagrams in </w:t>
+        <w:t xml:space="preserve">The team discussed the overall Action items brought to this week’s meeting. Such as victor presenting his client network class which was forgotten last time. With Clarize bringing in her expected use cases and class diagrams in </w:t>
       </w:r>
       <w:proofErr w:type="spellStart"/>
       <w:r>
@@ -4622,24 +4429,16 @@
       </w:r>
     </w:p>
     <w:p>
+      <w:r>
+        <w:t>Clarize: Will focus on doing some sequence diagrams that demonstrate the overall main and general use cases by the end user. In addition, also help work on the SDS documentation.</w:t>
+      </w:r>
+    </w:p>
+    <w:p>
+      <w:r>
+        <w:t xml:space="preserve">Victor: Will focus on doing some sequence diagrams that demonstrate the overall main and general use cases by the end user. In addition, will also update this </w:t>
+      </w:r>
       <w:proofErr w:type="spellStart"/>
-      <w:r>
-        <w:t>Clarize</w:t>
-      </w:r>
-      <w:proofErr w:type="spellEnd"/>
-      <w:r>
-        <w:t>: Will focus on doing some sequence diagrams that demonstrate the overall main and general use cases by the end user. In addition, also help work on the SDS documentation.</w:t>
-      </w:r>
-    </w:p>
-    <w:p>
-      <w:r>
-        <w:t xml:space="preserve">Victor: Will focus on doing some sequence diagrams that demonstrate the overall main and general use cases by the end user. In addition, will also update </w:t>
-      </w:r>
       <w:proofErr w:type="gramStart"/>
-      <w:r>
-        <w:t xml:space="preserve">this </w:t>
-      </w:r>
-      <w:proofErr w:type="spellStart"/>
       <w:r>
         <w:t>weeks</w:t>
       </w:r>
@@ -4700,13 +4499,8 @@
     </w:p>
     <w:p>
       <w:r>
-        <w:t xml:space="preserve">Darien, Victor, </w:t>
-      </w:r>
-      <w:proofErr w:type="spellStart"/>
-      <w:r>
-        <w:t>Clarize</w:t>
-      </w:r>
-      <w:proofErr w:type="spellEnd"/>
+        <w:t>Darien, Victor, Clarize</w:t>
+      </w:r>
     </w:p>
     <w:p>
       <w:pPr>
@@ -4729,21 +4523,8 @@
       <w:r>
         <w:t xml:space="preserve"> </w:t>
       </w:r>
-      <w:proofErr w:type="spellStart"/>
-      <w:r>
-        <w:t>Clarize</w:t>
-      </w:r>
-      <w:proofErr w:type="spellEnd"/>
-      <w:r>
-        <w:t xml:space="preserve"> introduced and walked through the general flows of the way users interact with the Communication Application System, generalizing a lot of the interactions. Victor mentioned that he was done with his Sequence Diagrams, but has not had the chance to upload </w:t>
-      </w:r>
-      <w:proofErr w:type="gramStart"/>
-      <w:r>
-        <w:t>it</w:t>
-      </w:r>
-      <w:proofErr w:type="gramEnd"/>
-      <w:r>
-        <w:t xml:space="preserve">, but will do so by tomorrow after 6 pm. </w:t>
+      <w:r>
+        <w:t xml:space="preserve">Clarize introduced and walked through the general flows of the way users interact with the Communication Application System, generalizing a lot of the interactions. Victor mentioned that he was done with his Sequence Diagrams, but has not had the chance to upload it, but will do so by tomorrow after 6 pm. </w:t>
       </w:r>
     </w:p>
     <w:p>
@@ -4761,13 +4542,8 @@
       </w:r>
     </w:p>
     <w:p>
-      <w:proofErr w:type="spellStart"/>
-      <w:r>
-        <w:t>Clarize</w:t>
-      </w:r>
-      <w:proofErr w:type="spellEnd"/>
-      <w:r>
-        <w:t>: Initialize the slideshow, laying down a skeleton for the Design Presentation on April 9</w:t>
+      <w:r>
+        <w:t>Clarize: Initialize the slideshow, laying down a skeleton for the Design Presentation on April 9</w:t>
       </w:r>
       <w:r>
         <w:rPr>
@@ -4834,50 +4610,45 @@
     </w:p>
     <w:p>
       <w:r>
-        <w:t xml:space="preserve">Darien, Victor, </w:t>
+        <w:t>Darien, Victor, Clarize</w:t>
+      </w:r>
+    </w:p>
+    <w:p>
+      <w:pPr>
+        <w:pStyle w:val="Subtitle"/>
+      </w:pPr>
+      <w:r>
+        <w:t>Abstract</w:t>
+      </w:r>
+    </w:p>
+    <w:p>
+      <w:r>
+        <w:t xml:space="preserve">The team reviewed the Software Documents, specifically the SRS in regard to any requirements that we believed were not feasible in a &lt;3 week time frame. We removed requirements related to Help Pages or 3+ person group chats. Then we worked on the slides for the presentation tomorrow, specifically drafting what we wanted to address primarily, as well as practicing dry runs together as a team. The team </w:t>
+      </w:r>
+      <w:r>
+        <w:t xml:space="preserve">lastly </w:t>
+      </w:r>
+      <w:r>
+        <w:t xml:space="preserve">left off on addressing action items, which can be previewed below. </w:t>
+      </w:r>
+    </w:p>
+    <w:p>
+      <w:pPr>
+        <w:pStyle w:val="Subtitle"/>
+      </w:pPr>
+      <w:r>
+        <w:t>Action Items</w:t>
+      </w:r>
+    </w:p>
+    <w:p>
+      <w:r>
+        <w:t xml:space="preserve">Darien: </w:t>
       </w:r>
       <w:proofErr w:type="spellStart"/>
       <w:r>
-        <w:t>Clarize</w:t>
+        <w:t>MeetingMinutes</w:t>
       </w:r>
       <w:proofErr w:type="spellEnd"/>
-    </w:p>
-    <w:p>
-      <w:pPr>
-        <w:pStyle w:val="Subtitle"/>
-      </w:pPr>
-      <w:r>
-        <w:t>Abstract</w:t>
-      </w:r>
-    </w:p>
-    <w:p>
-      <w:r>
-        <w:t xml:space="preserve">The team reviewed the Software Documents, specifically the SRS in regard to any requirements that we believed were not feasible in a &lt;3 week time frame. We removed requirements related to Help Pages or 3+ person group chats. Then we worked on the slides for the presentation tomorrow, specifically drafting what we wanted to address primarily, as well as practicing dry runs together as a team. The team </w:t>
-      </w:r>
-      <w:r>
-        <w:t xml:space="preserve">lastly </w:t>
-      </w:r>
-      <w:r>
-        <w:t xml:space="preserve">left off on addressing action items, which can be previewed below. </w:t>
-      </w:r>
-    </w:p>
-    <w:p>
-      <w:pPr>
-        <w:pStyle w:val="Subtitle"/>
-      </w:pPr>
-      <w:r>
-        <w:t>Action Items</w:t>
-      </w:r>
-    </w:p>
-    <w:p>
-      <w:r>
-        <w:t xml:space="preserve">Darien: </w:t>
-      </w:r>
-      <w:proofErr w:type="spellStart"/>
-      <w:r>
-        <w:t>MeetingMinutes</w:t>
-      </w:r>
-      <w:proofErr w:type="spellEnd"/>
       <w:r>
         <w:t>,</w:t>
       </w:r>
@@ -4892,13 +4663,8 @@
       </w:r>
     </w:p>
     <w:p>
-      <w:proofErr w:type="spellStart"/>
-      <w:r>
-        <w:t>Clarize</w:t>
-      </w:r>
-      <w:proofErr w:type="spellEnd"/>
-      <w:r>
-        <w:t>: SDS; get the images + brief description of relationship (edit the one current on the repo), and then overwrite the old SDS on the current repo.</w:t>
+      <w:r>
+        <w:t>Clarize: SDS; get the images + brief description of relationship (edit the one current on the repo), and then overwrite the old SDS on the current repo.</w:t>
       </w:r>
     </w:p>
     <w:p>
@@ -5050,13 +4816,8 @@
       </w:r>
     </w:p>
     <w:p>
-      <w:proofErr w:type="spellStart"/>
-      <w:r>
-        <w:t>Clarize</w:t>
-      </w:r>
-      <w:proofErr w:type="spellEnd"/>
-      <w:r>
-        <w:t xml:space="preserve">: Implement the </w:t>
+      <w:r>
+        <w:t xml:space="preserve">Clarize: Implement the </w:t>
       </w:r>
       <w:proofErr w:type="spellStart"/>
       <w:r>
@@ -5141,57 +4902,263 @@
     </w:p>
     <w:p>
       <w:r>
-        <w:t xml:space="preserve">Darien, Victor, </w:t>
+        <w:t>Darien, Victor, Clarize</w:t>
+      </w:r>
+    </w:p>
+    <w:p>
+      <w:pPr>
+        <w:pStyle w:val="Subtitle"/>
+      </w:pPr>
+      <w:r>
+        <w:t>Abstract</w:t>
+      </w:r>
+    </w:p>
+    <w:p>
+      <w:r>
+        <w:t xml:space="preserve">Darien showcased the work and implementation of the following classes: </w:t>
       </w:r>
       <w:proofErr w:type="spellStart"/>
       <w:r>
-        <w:t>Clarize</w:t>
+        <w:t>ClientNetwork</w:t>
       </w:r>
       <w:proofErr w:type="spellEnd"/>
+      <w:r>
+        <w:t xml:space="preserve">, Request, </w:t>
+      </w:r>
+      <w:proofErr w:type="spellStart"/>
+      <w:r>
+        <w:t>ServerNetwork</w:t>
+      </w:r>
+      <w:proofErr w:type="spellEnd"/>
+      <w:r>
+        <w:t xml:space="preserve">, </w:t>
+      </w:r>
+      <w:proofErr w:type="spellStart"/>
+      <w:r>
+        <w:t>ClientHandler</w:t>
+      </w:r>
+      <w:proofErr w:type="spellEnd"/>
+      <w:r>
+        <w:t xml:space="preserve">, User and </w:t>
+      </w:r>
+      <w:proofErr w:type="spellStart"/>
+      <w:r>
+        <w:t>ITUser</w:t>
+      </w:r>
+      <w:proofErr w:type="spellEnd"/>
+      <w:r>
+        <w:t xml:space="preserve"> classes. He showcased the demonstration of how these classes used and if their operations were expected. After showcasing, he requested the team for any questions and potential classes/implementations he needs from the other members to move forward. Action Items are effectively due next meeting on April 17th. Post-meeting, pull requests were managed and the main branch was pushed and cleaned. </w:t>
+      </w:r>
     </w:p>
     <w:p>
       <w:pPr>
         <w:pStyle w:val="Subtitle"/>
       </w:pPr>
       <w:r>
+        <w:t>Action Items</w:t>
+      </w:r>
+    </w:p>
+    <w:p>
+      <w:r>
+        <w:t xml:space="preserve">Darien: </w:t>
+      </w:r>
+      <w:r>
+        <w:t xml:space="preserve">Continue to refine implementations and </w:t>
+      </w:r>
+      <w:r>
+        <w:t>await</w:t>
+      </w:r>
+      <w:r>
+        <w:t xml:space="preserve"> further GUI implementation and Server </w:t>
+      </w:r>
+      <w:r>
+        <w:t>implementations</w:t>
+      </w:r>
+      <w:r>
+        <w:t xml:space="preserve">. </w:t>
+      </w:r>
+      <w:r>
+        <w:t>Proceed with monitoring and managing pull requests.</w:t>
+      </w:r>
+    </w:p>
+    <w:p>
+      <w:r>
+        <w:t xml:space="preserve">Victor: Implement the, GUI, </w:t>
+      </w:r>
+      <w:proofErr w:type="spellStart"/>
+      <w:r>
+        <w:t>LoginView</w:t>
+      </w:r>
+      <w:proofErr w:type="spellEnd"/>
+      <w:r>
+        <w:t xml:space="preserve">, </w:t>
+      </w:r>
+      <w:proofErr w:type="spellStart"/>
+      <w:r>
+        <w:t>ChatOverlayView</w:t>
+      </w:r>
+      <w:proofErr w:type="spellEnd"/>
+      <w:r>
+        <w:t xml:space="preserve">, </w:t>
+      </w:r>
+      <w:proofErr w:type="spellStart"/>
+      <w:r>
+        <w:t>GroupCreationView</w:t>
+      </w:r>
+      <w:proofErr w:type="spellEnd"/>
+      <w:r>
+        <w:t xml:space="preserve">, and </w:t>
+      </w:r>
+      <w:proofErr w:type="spellStart"/>
+      <w:r>
+        <w:t>ITControlPanelView</w:t>
+      </w:r>
+      <w:proofErr w:type="spellEnd"/>
+      <w:r>
+        <w:t xml:space="preserve">, including any dependencies they require. </w:t>
+      </w:r>
+    </w:p>
+    <w:p>
+      <w:r>
+        <w:t xml:space="preserve">Clarize: Implement the </w:t>
+      </w:r>
+      <w:proofErr w:type="spellStart"/>
+      <w:r>
+        <w:t>RequestHandler</w:t>
+      </w:r>
+      <w:proofErr w:type="spellEnd"/>
+      <w:r>
+        <w:t xml:space="preserve">, Log, </w:t>
+      </w:r>
+      <w:proofErr w:type="spellStart"/>
+      <w:r>
+        <w:t>UserAuthenticator</w:t>
+      </w:r>
+      <w:proofErr w:type="spellEnd"/>
+      <w:r>
+        <w:t xml:space="preserve">, </w:t>
+      </w:r>
+      <w:proofErr w:type="spellStart"/>
+      <w:r>
+        <w:t>ConnectionManager</w:t>
+      </w:r>
+      <w:proofErr w:type="spellEnd"/>
+      <w:r>
+        <w:t xml:space="preserve">, </w:t>
+      </w:r>
+      <w:proofErr w:type="spellStart"/>
+      <w:r>
+        <w:t>StorageManager</w:t>
+      </w:r>
+      <w:proofErr w:type="spellEnd"/>
+      <w:r>
+        <w:t>, and Logging Manger, including any dependencies they require.</w:t>
+      </w:r>
+    </w:p>
+    <w:p>
+      <w:r>
+        <w:t xml:space="preserve">All: Make sure basic tests work, such as getters, setters, looping, as well as array usage if applicable. </w:t>
+      </w:r>
+    </w:p>
+    <w:p>
+      <w:pPr>
+        <w:pStyle w:val="Subtitle"/>
+      </w:pPr>
+      <w:r>
+        <w:t>By Next Meeting</w:t>
+      </w:r>
+    </w:p>
+    <w:p>
+      <w:r>
+        <w:t xml:space="preserve">Main branch is up-to-date with all implementations and testing. </w:t>
+      </w:r>
+    </w:p>
+    <w:p/>
+    <w:p/>
+    <w:p/>
+    <w:p/>
+    <w:p/>
+    <w:p>
+      <w:pPr>
+        <w:pStyle w:val="Heading1"/>
+        <w:jc w:val="center"/>
+      </w:pPr>
+      <w:r>
+        <w:lastRenderedPageBreak/>
+        <w:t>April 1</w:t>
+      </w:r>
+      <w:r>
+        <w:t>7</w:t>
+      </w:r>
+      <w:r>
+        <w:rPr>
+          <w:vertAlign w:val="superscript"/>
+        </w:rPr>
+        <w:t>th</w:t>
+      </w:r>
+    </w:p>
+    <w:p>
+      <w:pPr>
+        <w:pStyle w:val="Subtitle"/>
+      </w:pPr>
+      <w:r>
+        <w:t>Attendance</w:t>
+      </w:r>
+    </w:p>
+    <w:p>
+      <w:r>
+        <w:t>Darien, Victor, Clarize</w:t>
+      </w:r>
+    </w:p>
+    <w:p>
+      <w:pPr>
+        <w:pStyle w:val="Subtitle"/>
+      </w:pPr>
+      <w:r>
         <w:t>Abstract</w:t>
       </w:r>
     </w:p>
     <w:p>
       <w:r>
-        <w:t xml:space="preserve">Darien showcased the work and implementation of the following classes: </w:t>
+        <w:t xml:space="preserve">Clarize and Victor pushed client and server classes, where </w:t>
+      </w:r>
+      <w:r>
+        <w:t xml:space="preserve">Darien showcased the work and implementation of </w:t>
+      </w:r>
+      <w:r>
+        <w:t>them</w:t>
+      </w:r>
+      <w:r>
+        <w:t xml:space="preserve">. </w:t>
+      </w:r>
+      <w:r>
+        <w:t xml:space="preserve">Key points were the GUI itself as well as how the </w:t>
       </w:r>
       <w:proofErr w:type="spellStart"/>
       <w:r>
-        <w:t>ClientNetwork</w:t>
+        <w:t>requestHandler</w:t>
       </w:r>
       <w:proofErr w:type="spellEnd"/>
       <w:r>
-        <w:t xml:space="preserve">, Request, </w:t>
-      </w:r>
-      <w:proofErr w:type="spellStart"/>
-      <w:r>
-        <w:t>ServerNetwork</w:t>
-      </w:r>
-      <w:proofErr w:type="spellEnd"/>
-      <w:r>
-        <w:t xml:space="preserve">, </w:t>
-      </w:r>
-      <w:proofErr w:type="spellStart"/>
-      <w:r>
-        <w:t>ClientHandler</w:t>
-      </w:r>
-      <w:proofErr w:type="spellEnd"/>
-      <w:r>
-        <w:t xml:space="preserve">, User and </w:t>
-      </w:r>
-      <w:proofErr w:type="spellStart"/>
-      <w:r>
-        <w:t>ITUser</w:t>
-      </w:r>
-      <w:proofErr w:type="spellEnd"/>
-      <w:r>
-        <w:t xml:space="preserve"> classes. He showcased the demonstration of how these classes used and if their operations were expected. After showcasing, he requested the team for any questions and potential classes/implementations he needs from the other members to move forward. Action Items are effectively due next meeting on April 17th. Post-meeting, pull requests were managed and the main branch was pushed and cleaned. </w:t>
+        <w:t xml:space="preserve"> interacted with the Request class. Victor’s GUI demonstrated how both the User and IT User used the application, with scrollable chats, a contact list including private and group messaging, as well as access to logs for IT Users. Since there is no actual data saved, its</w:t>
+      </w:r>
+      <w:r>
+        <w:t xml:space="preserve"> </w:t>
+      </w:r>
+      <w:r>
+        <w:t xml:space="preserve">functionalities are still limited. Tweaks were made to make sure the integration of all classes were initialized. </w:t>
+      </w:r>
+      <w:r>
+        <w:t xml:space="preserve">After showcasing, </w:t>
+      </w:r>
+      <w:r>
+        <w:t>Darien</w:t>
+      </w:r>
+      <w:r>
+        <w:t xml:space="preserve"> requested the team for any questions and </w:t>
+      </w:r>
+      <w:r>
+        <w:t>Junit testing should begin promptly.</w:t>
       </w:r>
     </w:p>
     <w:p>
@@ -5204,109 +5171,46 @@
     </w:p>
     <w:p>
       <w:r>
-        <w:t xml:space="preserve">Darien: </w:t>
-      </w:r>
-      <w:r>
-        <w:t xml:space="preserve">Continue to refine implementations and </w:t>
-      </w:r>
-      <w:r>
-        <w:t>await</w:t>
-      </w:r>
-      <w:r>
-        <w:t xml:space="preserve"> further GUI implementation and Server </w:t>
+        <w:t xml:space="preserve">Darien: Continue to refine </w:t>
+      </w:r>
+      <w:r>
+        <w:t xml:space="preserve">networking </w:t>
       </w:r>
       <w:r>
         <w:t>implementations</w:t>
       </w:r>
       <w:r>
-        <w:t xml:space="preserve">. </w:t>
-      </w:r>
-      <w:r>
-        <w:t>Proceed with monitoring and managing pull requests.</w:t>
-      </w:r>
-    </w:p>
-    <w:p>
-      <w:r>
-        <w:t xml:space="preserve">Victor: Implement the, GUI, </w:t>
-      </w:r>
-      <w:proofErr w:type="spellStart"/>
-      <w:r>
-        <w:t>LoginView</w:t>
-      </w:r>
-      <w:proofErr w:type="spellEnd"/>
-      <w:r>
-        <w:t xml:space="preserve">, </w:t>
-      </w:r>
-      <w:proofErr w:type="spellStart"/>
-      <w:r>
-        <w:t>ChatOverlayView</w:t>
-      </w:r>
-      <w:proofErr w:type="spellEnd"/>
-      <w:r>
-        <w:t xml:space="preserve">, </w:t>
-      </w:r>
-      <w:proofErr w:type="spellStart"/>
-      <w:r>
-        <w:t>GroupCreationView</w:t>
-      </w:r>
-      <w:proofErr w:type="spellEnd"/>
-      <w:r>
-        <w:t xml:space="preserve">, and </w:t>
-      </w:r>
-      <w:proofErr w:type="spellStart"/>
-      <w:r>
-        <w:t>ITControlPanelView</w:t>
-      </w:r>
-      <w:proofErr w:type="spellEnd"/>
-      <w:r>
-        <w:t xml:space="preserve">, including any dependencies they require. </w:t>
-      </w:r>
-    </w:p>
-    <w:p>
-      <w:proofErr w:type="spellStart"/>
-      <w:r>
-        <w:t>Clarize</w:t>
-      </w:r>
-      <w:proofErr w:type="spellEnd"/>
-      <w:r>
-        <w:t xml:space="preserve">: Implement the </w:t>
-      </w:r>
-      <w:proofErr w:type="spellStart"/>
-      <w:r>
-        <w:t>RequestHandler</w:t>
-      </w:r>
-      <w:proofErr w:type="spellEnd"/>
-      <w:r>
-        <w:t xml:space="preserve">, Log, </w:t>
-      </w:r>
-      <w:proofErr w:type="spellStart"/>
-      <w:r>
-        <w:t>UserAuthenticator</w:t>
-      </w:r>
-      <w:proofErr w:type="spellEnd"/>
-      <w:r>
-        <w:t xml:space="preserve">, </w:t>
-      </w:r>
-      <w:proofErr w:type="spellStart"/>
-      <w:r>
-        <w:t>ConnectionManager</w:t>
-      </w:r>
-      <w:proofErr w:type="spellEnd"/>
-      <w:r>
-        <w:t xml:space="preserve">, </w:t>
-      </w:r>
-      <w:proofErr w:type="spellStart"/>
-      <w:r>
-        <w:t>StorageManager</w:t>
-      </w:r>
-      <w:proofErr w:type="spellEnd"/>
-      <w:r>
-        <w:t>, and Logging Manger, including any dependencies they require.</w:t>
-      </w:r>
-    </w:p>
-    <w:p>
-      <w:r>
-        <w:t xml:space="preserve">All: Make sure basic tests work, such as getters, setters, looping, as well as array usage if applicable. </w:t>
+        <w:t xml:space="preserve"> as well as overall integration</w:t>
+      </w:r>
+      <w:r>
+        <w:t>. Proceed with monitoring and managing pull requests.</w:t>
+      </w:r>
+      <w:r>
+        <w:t xml:space="preserve"> Junit testing networking classes.</w:t>
+      </w:r>
+    </w:p>
+    <w:p>
+      <w:r>
+        <w:t xml:space="preserve">Victor: </w:t>
+      </w:r>
+      <w:r>
+        <w:t xml:space="preserve">Refining overall integration and Junit testing client-side classes. </w:t>
+      </w:r>
+    </w:p>
+    <w:p>
+      <w:r>
+        <w:t xml:space="preserve">Clarize: </w:t>
+      </w:r>
+      <w:r>
+        <w:t>Refining overall integration and Junit testing server-side classes.</w:t>
+      </w:r>
+    </w:p>
+    <w:p>
+      <w:r>
+        <w:t xml:space="preserve">All: </w:t>
+      </w:r>
+      <w:r>
+        <w:t>Monitor and identify errors in integration, make further design choices for optimal efficiency, testing classes.</w:t>
       </w:r>
     </w:p>
     <w:p>
@@ -5319,9 +5223,18 @@
     </w:p>
     <w:p>
       <w:r>
-        <w:t xml:space="preserve">Main branch is up-to-date with all implementations and testing. </w:t>
-      </w:r>
-    </w:p>
+        <w:t xml:space="preserve">Main branch is </w:t>
+      </w:r>
+      <w:proofErr w:type="gramStart"/>
+      <w:r>
+        <w:t>up-to-date</w:t>
+      </w:r>
+      <w:proofErr w:type="gramEnd"/>
+      <w:r>
+        <w:t xml:space="preserve"> with all implementations and testing. </w:t>
+      </w:r>
+    </w:p>
+    <w:p/>
     <w:p/>
     <w:sectPr>
       <w:pgSz w:w="12240" w:h="15840"/>
@@ -5443,7 +5356,7 @@
         </mc:Choice>
         <mc:Fallback>
           <w:pict>
-            <v:rect w14:anchorId="6AD09828" id="Rectangle 1" o:spid="_x0000_s1026" style="position:absolute;margin-left:0;margin-top:.05pt;width:4.65pt;height:9.35pt;z-index:-251657216;visibility:visible;mso-wrap-style:square;mso-width-percent:0;mso-height-percent:0;mso-wrap-distance-left:0;mso-wrap-distance-top:0;mso-wrap-distance-right:0;mso-wrap-distance-bottom:0;mso-position-horizontal:center;mso-position-horizontal-relative:margin;mso-position-vertical:absolute;mso-position-vertical-relative:text;mso-width-percent:0;mso-height-percent:0;mso-width-relative:page;mso-height-relative:page;v-text-anchor:top" o:gfxdata="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" o:allowincell="f" filled="f" stroked="f" strokeweight="0">
+            <v:rect w14:anchorId="6AD09828" id="Rectangle 1" o:spid="_x0000_s1026" style="position:absolute;margin-left:0;margin-top:.05pt;width:4.65pt;height:9.35pt;z-index:-251657216;visibility:visible;mso-wrap-style:square;mso-width-percent:0;mso-height-percent:0;mso-wrap-distance-left:0;mso-wrap-distance-top:0;mso-wrap-distance-right:0;mso-wrap-distance-bottom:0;mso-position-horizontal:center;mso-position-horizontal-relative:margin;mso-position-vertical:absolute;mso-position-vertical-relative:text;mso-width-percent:0;mso-height-percent:0;mso-width-relative:page;mso-height-relative:page;v-text-anchor:top" o:gfxdata="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" o:allowincell="f" filled="f" stroked="f" strokeweight="0">
               <o:lock v:ext="edit" aspectratio="t" verticies="t" text="t" shapetype="t"/>
               <v:textbox inset="0,0,0,0">
                 <w:txbxContent>
